--- a/templates/_Cession/Acte-Cession-Parts_Template.docx
+++ b/templates/_Cession/Acte-Cession-Parts_Template.docx
@@ -19,29 +19,87 @@
       </w:r>
     </w:p>
     <w:p>
-      <w:r>
-        <w:br/>
-      </w:r>
-    </w:p>
-    <w:p>
-      <w:r>
-        <w:rPr>
-          <w:sz w:val="22"/>
-        </w:rPr>
-        <w:t>ACTE DE CESSION DE PARTS SOCIALES</w:t>
-      </w:r>
-    </w:p>
-    <w:p>
-      <w:r>
-        <w:rPr>
-          <w:sz w:val="22"/>
-        </w:rPr>
-        <w:t/>
-      </w:r>
-    </w:p>
-    <w:p>
-      <w:r>
-        <w:rPr>
+      <w:pPr>
+        <w:jc w:val="center"/>
+        <w:rPr>
+          <w:b/>
+          <w:sz w:val="22"/>
+        </w:rPr>
+      </w:pPr>
+      <w:r>
+        <w:rPr>
+          <w:b/>
+          <w:sz w:val="22"/>
+        </w:rPr>
+        <w:t>{{ SOCIETE_RAISON_SOCIALE }} {{ SOCIETE_FORME_JURIDIQUE }}</w:t>
+      </w:r>
+    </w:p>
+    <w:p>
+      <w:pPr>
+        <w:jc w:val="center"/>
+        <w:rPr>
+          <w:b/>
+          <w:sz w:val="22"/>
+        </w:rPr>
+      </w:pPr>
+      <w:r>
+        <w:rPr>
+          <w:b/>
+          <w:sz w:val="22"/>
+        </w:rPr>
+        <w:t>Capital Social : {{ SOCIETE_CAPITAL }} DHS</w:t>
+      </w:r>
+    </w:p>
+    <w:p>
+      <w:pPr>
+        <w:jc w:val="center"/>
+        <w:rPr>
+          <w:b/>
+          <w:sz w:val="22"/>
+        </w:rPr>
+      </w:pPr>
+      <w:r>
+        <w:rPr>
+          <w:b/>
+          <w:sz w:val="22"/>
+        </w:rPr>
+        <w:t>Siege Social : {{ SOCIETE_ADRESSE_SIEGE }}</w:t>
+      </w:r>
+    </w:p>
+    <w:p>
+      <w:pPr>
+        <w:jc w:val="center"/>
+        <w:rPr>
+          <w:b/>
+          <w:sz w:val="22"/>
+        </w:rPr>
+      </w:pPr>
+      <w:r>
+        <w:rPr>
+          <w:b/>
+          <w:sz w:val="22"/>
+        </w:rPr>
+        <w:t>RC : {{ SOCIETE_RC }} IF : {{ SOCIETE_IF }} ICE : {{ SOCIETE_ICE }}</w:t>
+      </w:r>
+    </w:p>
+    <w:p>
+      <w:r>
+        <w:rPr>
+          <w:sz w:val="22"/>
+        </w:rPr>
+        <w:t/>
+      </w:r>
+    </w:p>
+    <w:p>
+      <w:pPr>
+        <w:rPr>
+          <w:b/>
+          <w:sz w:val="22"/>
+        </w:rPr>
+      </w:pPr>
+      <w:r>
+        <w:rPr>
+          <w:b/>
           <w:sz w:val="22"/>
         </w:rPr>
         <w:t>Entre les soussignes :</w:t>
@@ -60,7 +118,7 @@
         <w:rPr>
           <w:sz w:val="22"/>
         </w:rPr>
-        <w:t>CEDANT : {{ CEDANT_NOM_COMPLET }}, de nationalite {{ CEDANT_NATIONALITE }}, titulaire de la CIN n° {{ CEDANT_CIN }},</w:t>
+        <w:t>Cedant : {{ CEDANT_CIVILITE }} {{ CEDANT_NOM_COMPLET }}, CIN n° {{ CEDANT_CIN }}, de nationalite {{ CEDANT_NATIONALITE }}, ne le {{ CEDANT_DATE_NAISSANCE }} a {{ CEDANT_LIEU_NAISSANCE }}, domicilie au {{ CEDANT_ADRESSE }}</w:t>
       </w:r>
     </w:p>
     <w:p>
@@ -92,15 +150,7 @@
         <w:rPr>
           <w:sz w:val="22"/>
         </w:rPr>
-        <w:t>CESSIONNAIRE : {{ CESSIONNAIRE_NOM_COMPLET }}, de nationalite {{ CESSIONNAIRE_NATIONALITE }},</w:t>
-      </w:r>
-    </w:p>
-    <w:p>
-      <w:r>
-        <w:rPr>
-          <w:sz w:val="22"/>
-        </w:rPr>
-        <w:t>titulaire de la CIN n° {{ CESSIONNAIRE_CIN }},</w:t>
+        <w:t>Cessionnaire : {{ CESSIONNAIRE_CIVILITE }} {{ CESSIONNAIRE_NOM_COMPLET }}, CIN n° {{ CESSIONNAIRE_CIN }}, de nationalite {{ CESSIONNAIRE_NATIONALITE }}, ne le {{ CESSIONNAIRE_DATE_NAISSANCE }} a {{ CESSIONNAIRE_LIEU_NAISSANCE }}, domicilie au {{ CESSIONNAIRE_ADRESSE }}, Tel : {{ CESSIONNAIRE_TELEPHONE }}, Email : {{ CESSIONNAIRE_EMAIL }}</w:t>
       </w:r>
     </w:p>
     <w:p>
@@ -139,70 +189,132 @@
           <w:b/>
           <w:sz w:val="22"/>
         </w:rPr>
-        <w:t>Article 1 : Cession de parts</w:t>
-      </w:r>
-    </w:p>
-    <w:p>
-      <w:r>
-        <w:rPr>
-          <w:sz w:val="22"/>
-        </w:rPr>
-        <w:t>Le cedant cede au cessionnaire, qui accepte, {{ PARTS_CEDEES }} parts sociales</w:t>
-      </w:r>
-    </w:p>
-    <w:p>
-      <w:r>
-        <w:rPr>
-          <w:sz w:val="22"/>
-        </w:rPr>
-        <w:t>de la societe {{ SOCIETE_RAISON_SOCIALE }},</w:t>
-      </w:r>
-    </w:p>
-    <w:p>
-      <w:r>
-        <w:rPr>
-          <w:sz w:val="22"/>
-        </w:rPr>
-        <w:t>au prix unitaire de {{ PRIX_UNITAIRE }} DH, soit un prix total de {{ PRIX_TOTAL }} DH.</w:t>
-      </w:r>
-    </w:p>
-    <w:p>
-      <w:r>
-        <w:rPr>
-          <w:sz w:val="22"/>
-        </w:rPr>
-        <w:t/>
-      </w:r>
-    </w:p>
-    <w:p>
-      <w:pPr>
-        <w:rPr>
-          <w:b/>
-          <w:sz w:val="22"/>
-        </w:rPr>
-      </w:pPr>
-      <w:r>
-        <w:rPr>
-          <w:b/>
-          <w:sz w:val="22"/>
-        </w:rPr>
-        <w:t>Article 2 : Capital social</w:t>
-      </w:r>
-    </w:p>
-    <w:p>
-      <w:r>
-        <w:rPr>
-          <w:sz w:val="22"/>
-        </w:rPr>
-        <w:t>Le capital social de la societe est de {{ SOCIETE_CAPITAL }} DH,</w:t>
-      </w:r>
-    </w:p>
-    <w:p>
-      <w:r>
-        <w:rPr>
-          <w:sz w:val="22"/>
-        </w:rPr>
-        <w:t>divise en {{ SOCIETE_PART_SOCIAL }} parts de {{ SOCIETE_VALEUR_NOMINALE }} DH chacune.</w:t>
+        <w:t>Article 1 : Cession</w:t>
+      </w:r>
+    </w:p>
+    <w:p>
+      <w:r>
+        <w:rPr>
+          <w:sz w:val="22"/>
+        </w:rPr>
+        <w:t>{{ CEDANT_NOM_COMPLET }} cede, sous les garanties ordinaires de droit, {{ PARTS_CEDEES }} parts sociales ({{ PARTS_CEDEES }} parts) qu'il possede dans la societe {{ SOCIETE_RAISON_SOCIALE }}.</w:t>
+      </w:r>
+    </w:p>
+    <w:p>
+      <w:r>
+        <w:rPr>
+          <w:sz w:val="22"/>
+        </w:rPr>
+        <w:t>A : {{ CESSIONNAIRE_NOM_COMPLET }}, qui accepte.</w:t>
+      </w:r>
+    </w:p>
+    <w:p>
+      <w:r>
+        <w:rPr>
+          <w:sz w:val="22"/>
+        </w:rPr>
+        <w:t>Les parts cedees sont d'une valeur nominale de {{ SOCIETE_VALEUR_NOMINALE }} DHS chacune.</w:t>
+      </w:r>
+    </w:p>
+    <w:p>
+      <w:r>
+        <w:rPr>
+          <w:sz w:val="22"/>
+        </w:rPr>
+        <w:t/>
+      </w:r>
+    </w:p>
+    <w:p>
+      <w:pPr>
+        <w:rPr>
+          <w:b/>
+          <w:sz w:val="22"/>
+        </w:rPr>
+      </w:pPr>
+      <w:r>
+        <w:rPr>
+          <w:b/>
+          <w:sz w:val="22"/>
+        </w:rPr>
+        <w:t>Article 2 : Subrogation</w:t>
+      </w:r>
+    </w:p>
+    <w:p>
+      <w:r>
+        <w:rPr>
+          <w:sz w:val="22"/>
+        </w:rPr>
+        <w:t>Le cedant subroge le cessionnaire, qui accepte, dans tous les droits, actions et obligations attaches aux parts cedees.</w:t>
+      </w:r>
+    </w:p>
+    <w:p>
+      <w:r>
+        <w:rPr>
+          <w:sz w:val="22"/>
+        </w:rPr>
+        <w:t>Le cedant reconnait avoir recu l'integralite des dividendes et droits depuis la creation de la societe.</w:t>
+      </w:r>
+    </w:p>
+    <w:p>
+      <w:r>
+        <w:rPr>
+          <w:sz w:val="22"/>
+        </w:rPr>
+        <w:t/>
+      </w:r>
+    </w:p>
+    <w:p>
+      <w:pPr>
+        <w:rPr>
+          <w:b/>
+          <w:sz w:val="22"/>
+        </w:rPr>
+      </w:pPr>
+      <w:r>
+        <w:rPr>
+          <w:b/>
+          <w:sz w:val="22"/>
+        </w:rPr>
+        <w:t>Article 3 : Propriete et jouissance</w:t>
+      </w:r>
+    </w:p>
+    <w:p>
+      <w:r>
+        <w:rPr>
+          <w:sz w:val="22"/>
+        </w:rPr>
+        <w:t>Le cessionnaire acquiert la pleine propriete et jouissance des parts a compter de ce jour, avec droit a tous les interets et indemnites.</w:t>
+      </w:r>
+    </w:p>
+    <w:p>
+      <w:r>
+        <w:rPr>
+          <w:sz w:val="22"/>
+        </w:rPr>
+        <w:t/>
+      </w:r>
+    </w:p>
+    <w:p>
+      <w:pPr>
+        <w:rPr>
+          <w:b/>
+          <w:sz w:val="22"/>
+        </w:rPr>
+      </w:pPr>
+      <w:r>
+        <w:rPr>
+          <w:b/>
+          <w:sz w:val="22"/>
+        </w:rPr>
+        <w:t>Article 4 : Prix</w:t>
+      </w:r>
+    </w:p>
+    <w:p>
+      <w:r>
+        <w:rPr>
+          <w:sz w:val="22"/>
+        </w:rPr>
+        <w:t>La presente cession est conclue au prix de {{ PRIX_TOTAL }} DHS, paye comptant ce jour au cedant, qui en donne quitus definitif sans reserve.</w:t>
       </w:r>
     </w:p>
     <w:p>
@@ -234,15 +346,17 @@
         <w:rPr>
           <w:sz w:val="22"/>
         </w:rPr>
-        <w:t>Signature du cedant :</w:t>
-      </w:r>
-    </w:p>
-    <w:p>
-      <w:r>
-        <w:rPr>
-          <w:sz w:val="22"/>
-        </w:rPr>
-        <w:t>Signature du cessionnaire :</w:t>
+        <w:t>Signatures :
+- Le cedant : {{ CEDANT_NOM_COMPLET }}
+- L'acquerreur : {{ CESSIONNAIRE_NOM_COMPLET }}</w:t>
+      </w:r>
+    </w:p>
+    <w:p>
+      <w:r>
+        <w:rPr>
+          <w:sz w:val="22"/>
+        </w:rPr>
+        <w:t/>
       </w:r>
     </w:p>
   </w:body>
